--- a/docs/金桥融通WMS操作手册.docx
+++ b/docs/金桥融通WMS操作手册.docx
@@ -6237,15 +6237,15 @@
       </w:pPr>
       <w:r>
         <w:rPr/>
-        <w:t>搜索商品名称、</w:t>
-      </w:r>
-      <w:r>
-        <w:rPr/>
-        <w:t xml:space="preserve">SKU </w:t>
-      </w:r>
-      <w:r>
-        <w:rPr/>
-        <w:t xml:space="preserve">或条码，核对可售条件和价格后加入明细。 </w:t>
+        <w:t>搜索商品名称、仓库</w:t>
+      </w:r>
+      <w:r>
+        <w:rPr/>
+        <w:t>SKU</w:t>
+      </w:r>
+      <w:r>
+        <w:rPr/>
+        <w:t xml:space="preserve">编码或条码，核对可售条件和价格后加入明细。 </w:t>
       </w:r>
     </w:p>
     <w:p>
@@ -8458,15 +8458,15 @@
       </w:pPr>
       <w:r>
         <w:rPr/>
-        <w:t>搜索商品名称、编码、</w:t>
-      </w:r>
-      <w:r>
-        <w:rPr/>
-        <w:t xml:space="preserve">SKU </w:t>
-      </w:r>
-      <w:r>
-        <w:rPr/>
-        <w:t xml:space="preserve">或条码，核对包装单位、基本数量、价格和所选仓库可用库存。 </w:t>
+        <w:t>搜索商品名称、货主商品编码、仓库</w:t>
+      </w:r>
+      <w:r>
+        <w:rPr/>
+        <w:t>SKU</w:t>
+      </w:r>
+      <w:r>
+        <w:rPr/>
+        <w:t xml:space="preserve">编码或条码，核对包装单位、基本数量、价格和所选仓库可用库存。 </w:t>
       </w:r>
     </w:p>
     <w:p>
@@ -11671,7 +11671,7 @@
       </w:pPr>
       <w:r>
         <w:rPr/>
-        <w:t>商品编码、</w:t>
+        <w:t>货主商品编码、仓库</w:t>
       </w:r>
       <w:r>
         <w:rPr/>
@@ -11679,15 +11679,29 @@
       </w:r>
       <w:r>
         <w:rPr/>
-        <w:t>、</w:t>
-      </w:r>
-      <w:r>
-        <w:rPr/>
-        <w:t xml:space="preserve">GTIN </w:t>
-      </w:r>
-      <w:r>
-        <w:rPr/>
-        <w:t>和条码应唯一稳定；基本单位是库存记账单位。修改包装换算、批次</w:t>
+        <w:t xml:space="preserve">编码、标准贸易条码和其他条码应唯一稳定；标准贸易条码是 </w:t>
+      </w:r>
+      <w:r>
+        <w:rPr>
+          <w:rStyle w:val="SourceText"/>
+        </w:rPr>
+        <w:t>gtin</w:t>
+      </w:r>
+      <w:r>
+        <w:rPr/>
+        <w:t xml:space="preserve"> </w:t>
+      </w:r>
+      <w:r>
+        <w:rPr/>
+        <w:t xml:space="preserve">字段，对应 </w:t>
+      </w:r>
+      <w:r>
+        <w:rPr/>
+        <w:t>GTIN/EAN/UPC</w:t>
+      </w:r>
+      <w:r>
+        <w:rPr/>
+        <w:t>。基本单位是库存记账单位。修改包装换算、批次</w:t>
       </w:r>
       <w:r>
         <w:rPr/>
@@ -11802,19 +11816,23 @@
       </w:pPr>
       <w:r>
         <w:rPr/>
-        <w:t xml:space="preserve">SKU </w:t>
-      </w:r>
-      <w:r>
-        <w:rPr/>
-        <w:t xml:space="preserve">由系统规则生成时，用户模板中的 </w:t>
-      </w:r>
-      <w:r>
-        <w:rPr/>
-        <w:t xml:space="preserve">SKU </w:t>
-      </w:r>
-      <w:r>
-        <w:rPr/>
-        <w:t xml:space="preserve">不作为覆盖依据。 </w:t>
+        <w:t>仓库</w:t>
+      </w:r>
+      <w:r>
+        <w:rPr/>
+        <w:t>SKU</w:t>
+      </w:r>
+      <w:r>
+        <w:rPr/>
+        <w:t>编码由系统规则生成时，用户模板中的仓库</w:t>
+      </w:r>
+      <w:r>
+        <w:rPr/>
+        <w:t>SKU</w:t>
+      </w:r>
+      <w:r>
+        <w:rPr/>
+        <w:t xml:space="preserve">编码不作为覆盖依据。 </w:t>
       </w:r>
     </w:p>
     <w:p>
@@ -13673,7 +13691,7 @@
       </w:pPr>
       <w:r>
         <w:rPr/>
-        <w:t xml:space="preserve">商品编码、批次、库位和数量： </w:t>
+        <w:t xml:space="preserve">货主商品编码、批次、库位和数量： </w:t>
       </w:r>
     </w:p>
     <w:p>

--- a/docs/金桥融通WMS操作手册.docx
+++ b/docs/金桥融通WMS操作手册.docx
@@ -9059,7 +9059,19 @@
       </w:pPr>
       <w:r>
         <w:rPr/>
-        <w:t xml:space="preserve">商品优先按“商家编码”匹配；未填编码时商品名称必须在本货主内唯一。导入价格采用系统当前商品默认价格并继续执行服务端价格规则。 </w:t>
+        <w:t>“</w:t>
+      </w:r>
+      <w:r>
+        <w:rPr/>
+        <w:t>商家编码”必须填写货主商品编码或当前有效的外部系统商品编码，不接受仓库</w:t>
+      </w:r>
+      <w:r>
+        <w:rPr/>
+        <w:t>SKU</w:t>
+      </w:r>
+      <w:r>
+        <w:rPr/>
+        <w:t xml:space="preserve">编码或条码；未填编码时商品名称必须在本货主内唯一。填写了错误编码时不会回退商品名称。导入价格采用系统当前商品默认价格并继续执行服务端价格规则。 </w:t>
       </w:r>
     </w:p>
     <w:p>
@@ -11671,7 +11683,7 @@
       </w:pPr>
       <w:r>
         <w:rPr/>
-        <w:t>货主商品编码、仓库</w:t>
+        <w:t>货主商品编码和仓库</w:t>
       </w:r>
       <w:r>
         <w:rPr/>
@@ -11679,37 +11691,244 @@
       </w:r>
       <w:r>
         <w:rPr/>
-        <w:t xml:space="preserve">编码、标准贸易条码和其他条码应唯一稳定；标准贸易条码是 </w:t>
+        <w:t xml:space="preserve">编码是稳定主数据，创建后不得修改。标准贸易条码是 </w:t>
+      </w:r>
+      <w:r>
+        <w:rPr/>
+        <w:t xml:space="preserve">GTIN/EAN/UPC </w:t>
+      </w:r>
+      <w:r>
+        <w:rPr/>
+        <w:t>等贸易条码的正式显示名称；条码、包装条码和外部系统商品编码通过独立的标识维护入口追加历史记录，不直接覆盖旧值。基本单位是库存记账单位。修改包装换算、批次</w:t>
+      </w:r>
+      <w:r>
+        <w:rPr/>
+        <w:t>/</w:t>
+      </w:r>
+      <w:r>
+        <w:rPr/>
+        <w:t>效期控制或停用商品前，必须确认没有未完成单据、任务和库存影响。</w:t>
+      </w:r>
+    </w:p>
+    <w:p>
+      <w:pPr>
+        <w:pStyle w:val="Heading4"/>
+        <w:bidi w:val="0"/>
+        <w:jc w:val="start"/>
+        <w:rPr/>
+      </w:pPr>
+      <w:r>
+        <w:rPr/>
+        <w:t>商品标识历史维护</w:t>
+      </w:r>
+    </w:p>
+    <w:p>
+      <w:pPr>
+        <w:pStyle w:val="BodyText"/>
+        <w:numPr>
+          <w:ilvl w:val="0"/>
+          <w:numId w:val="46"/>
+        </w:numPr>
+        <w:tabs>
+          <w:tab w:val="clear" w:pos="1134"/>
+          <w:tab w:val="left" w:pos="709" w:leader="none"/>
+        </w:tabs>
+        <w:bidi w:val="0"/>
+        <w:spacing w:before="0" w:after="0"/>
+        <w:ind w:hanging="283" w:start="709"/>
+        <w:jc w:val="start"/>
+        <w:rPr/>
+      </w:pPr>
+      <w:r>
+        <w:rPr/>
+        <w:t>同一货主内，货主商品编码、仓库</w:t>
+      </w:r>
+      <w:r>
+        <w:rPr/>
+        <w:t>SKU</w:t>
+      </w:r>
+      <w:r>
+        <w:rPr/>
+        <w:t xml:space="preserve">编码、全部商品条码、包装条码和外部系统商品编码共享唯一命名空间；比较时忽略首尾空格和大小写。不同商品不得交叉复用，跨货主可以复用。 </w:t>
+      </w:r>
+    </w:p>
+    <w:p>
+      <w:pPr>
+        <w:pStyle w:val="BodyText"/>
+        <w:numPr>
+          <w:ilvl w:val="0"/>
+          <w:numId w:val="46"/>
+        </w:numPr>
+        <w:tabs>
+          <w:tab w:val="clear" w:pos="1134"/>
+          <w:tab w:val="left" w:pos="709" w:leader="none"/>
+        </w:tabs>
+        <w:bidi w:val="0"/>
+        <w:spacing w:before="0" w:after="0"/>
+        <w:ind w:hanging="283" w:start="709"/>
+        <w:jc w:val="start"/>
+        <w:rPr/>
+      </w:pPr>
+      <w:r>
+        <w:rPr/>
+        <w:t xml:space="preserve">新厂家码、新旧包装并存或箱规变化时使用“新增”操作创建记录。新箱码或包装条码必须选择当前商品下启用且未删除的包装层级，系统会固化当时的基础单位换算快照。 </w:t>
+      </w:r>
+    </w:p>
+    <w:p>
+      <w:pPr>
+        <w:pStyle w:val="BodyText"/>
+        <w:numPr>
+          <w:ilvl w:val="0"/>
+          <w:numId w:val="46"/>
+        </w:numPr>
+        <w:tabs>
+          <w:tab w:val="clear" w:pos="1134"/>
+          <w:tab w:val="left" w:pos="709" w:leader="none"/>
+        </w:tabs>
+        <w:bidi w:val="0"/>
+        <w:spacing w:before="0" w:after="0"/>
+        <w:ind w:hanging="283" w:start="709"/>
+        <w:jc w:val="start"/>
+        <w:rPr/>
+      </w:pPr>
+      <w:r>
+        <w:rPr/>
+        <w:t>“</w:t>
+      </w:r>
+      <w:r>
+        <w:rPr/>
+        <w:t xml:space="preserve">设为主码”只改变兼容字段的当前投影，不删除、不停用旧码。停用、软删除、尚未生效、已过期或关联无效包装的记录不能设为主码。 </w:t>
+      </w:r>
+    </w:p>
+    <w:p>
+      <w:pPr>
+        <w:pStyle w:val="BodyText"/>
+        <w:numPr>
+          <w:ilvl w:val="0"/>
+          <w:numId w:val="46"/>
+        </w:numPr>
+        <w:tabs>
+          <w:tab w:val="clear" w:pos="1134"/>
+          <w:tab w:val="left" w:pos="709" w:leader="none"/>
+        </w:tabs>
+        <w:bidi w:val="0"/>
+        <w:spacing w:before="0" w:after="0"/>
+        <w:ind w:hanging="283" w:start="709"/>
+        <w:jc w:val="start"/>
+        <w:rPr/>
+      </w:pPr>
+      <w:r>
+        <w:rPr/>
+        <w:t>“</w:t>
+      </w:r>
+      <w:r>
+        <w:rPr/>
+        <w:t xml:space="preserve">退役”会停止普通搜索和扫码；“重新启用”仅恢复未软删除且仍满足有效期、包装和商品状态的记录。普通删除等同退役，不执行硬删除。 </w:t>
+      </w:r>
+    </w:p>
+    <w:p>
+      <w:pPr>
+        <w:pStyle w:val="BodyText"/>
+        <w:numPr>
+          <w:ilvl w:val="0"/>
+          <w:numId w:val="46"/>
+        </w:numPr>
+        <w:tabs>
+          <w:tab w:val="clear" w:pos="1134"/>
+          <w:tab w:val="left" w:pos="709" w:leader="none"/>
+        </w:tabs>
+        <w:bidi w:val="0"/>
+        <w:spacing w:before="0" w:after="0"/>
+        <w:ind w:hanging="283" w:start="709"/>
+        <w:jc w:val="start"/>
+        <w:rPr/>
+      </w:pPr>
+      <w:r>
+        <w:rPr/>
+        <w:t xml:space="preserve">历史标识退役、过期或软删除后仍永久占用，不能重新分配给其他商品。业务商品和带历史的标识禁止硬删除。 </w:t>
+      </w:r>
+    </w:p>
+    <w:p>
+      <w:pPr>
+        <w:pStyle w:val="BodyText"/>
+        <w:numPr>
+          <w:ilvl w:val="0"/>
+          <w:numId w:val="46"/>
+        </w:numPr>
+        <w:tabs>
+          <w:tab w:val="clear" w:pos="1134"/>
+          <w:tab w:val="left" w:pos="709" w:leader="none"/>
+        </w:tabs>
+        <w:bidi w:val="0"/>
+        <w:spacing w:before="0" w:after="0"/>
+        <w:ind w:hanging="283" w:start="709"/>
+        <w:jc w:val="start"/>
+        <w:rPr/>
+      </w:pPr>
+      <w:r>
+        <w:rPr/>
+        <w:t xml:space="preserve">普通搜索只使用当前有效标识；历史审计应在商品条码或外部标识维护入口中按记录查询。 </w:t>
+      </w:r>
+    </w:p>
+    <w:p>
+      <w:pPr>
+        <w:pStyle w:val="BodyText"/>
+        <w:numPr>
+          <w:ilvl w:val="0"/>
+          <w:numId w:val="46"/>
+        </w:numPr>
+        <w:tabs>
+          <w:tab w:val="clear" w:pos="1134"/>
+          <w:tab w:val="left" w:pos="709" w:leader="none"/>
+        </w:tabs>
+        <w:bidi w:val="0"/>
+        <w:ind w:hanging="283" w:start="709"/>
+        <w:jc w:val="start"/>
+        <w:rPr/>
+      </w:pPr>
+      <w:r>
+        <w:rPr/>
+        <w:t xml:space="preserve">批量维护使用当前“商品条码维护”和“外部标识维护”工作表，操作值为 </w:t>
       </w:r>
       <w:r>
         <w:rPr>
           <w:rStyle w:val="SourceText"/>
         </w:rPr>
-        <w:t>gtin</w:t>
-      </w:r>
-      <w:r>
-        <w:rPr/>
-        <w:t xml:space="preserve"> </w:t>
-      </w:r>
-      <w:r>
-        <w:rPr/>
-        <w:t xml:space="preserve">字段，对应 </w:t>
-      </w:r>
-      <w:r>
-        <w:rPr/>
-        <w:t>GTIN/EAN/UPC</w:t>
-      </w:r>
-      <w:r>
-        <w:rPr/>
-        <w:t>。基本单位是库存记账单位。修改包装换算、批次</w:t>
-      </w:r>
-      <w:r>
-        <w:rPr/>
-        <w:t>/</w:t>
-      </w:r>
-      <w:r>
-        <w:rPr/>
-        <w:t>效期控制或停用商品前，必须确认没有未完成单据、任务和库存影响。</w:t>
+        <w:t>ADD</w:t>
+      </w:r>
+      <w:r>
+        <w:rPr/>
+        <w:t>、</w:t>
+      </w:r>
+      <w:r>
+        <w:rPr>
+          <w:rStyle w:val="SourceText"/>
+        </w:rPr>
+        <w:t>SET_PRIMARY</w:t>
+      </w:r>
+      <w:r>
+        <w:rPr/>
+        <w:t>、</w:t>
+      </w:r>
+      <w:r>
+        <w:rPr>
+          <w:rStyle w:val="SourceText"/>
+        </w:rPr>
+        <w:t>RETIRE</w:t>
+      </w:r>
+      <w:r>
+        <w:rPr/>
+        <w:t>、</w:t>
+      </w:r>
+      <w:r>
+        <w:rPr>
+          <w:rStyle w:val="SourceText"/>
+        </w:rPr>
+        <w:t>REACTIVATE</w:t>
+      </w:r>
+      <w:r>
+        <w:rPr/>
+        <w:t xml:space="preserve">。导入为整批事务，任意行失败时不得保留注册项、主值投影或旧主码降级。 </w:t>
       </w:r>
     </w:p>
     <w:p>
@@ -11736,7 +11955,7 @@
         <w:pStyle w:val="BodyText"/>
         <w:numPr>
           <w:ilvl w:val="0"/>
-          <w:numId w:val="46"/>
+          <w:numId w:val="47"/>
         </w:numPr>
         <w:tabs>
           <w:tab w:val="clear" w:pos="1134"/>
@@ -11758,7 +11977,7 @@
         <w:pStyle w:val="BodyText"/>
         <w:numPr>
           <w:ilvl w:val="0"/>
-          <w:numId w:val="46"/>
+          <w:numId w:val="47"/>
         </w:numPr>
         <w:tabs>
           <w:tab w:val="clear" w:pos="1134"/>
@@ -11780,7 +11999,29 @@
         <w:pStyle w:val="BodyText"/>
         <w:numPr>
           <w:ilvl w:val="0"/>
-          <w:numId w:val="46"/>
+          <w:numId w:val="47"/>
+        </w:numPr>
+        <w:tabs>
+          <w:tab w:val="clear" w:pos="1134"/>
+          <w:tab w:val="left" w:pos="709" w:leader="none"/>
+        </w:tabs>
+        <w:bidi w:val="0"/>
+        <w:spacing w:before="0" w:after="0"/>
+        <w:ind w:hanging="283" w:start="709"/>
+        <w:jc w:val="start"/>
+        <w:rPr/>
+      </w:pPr>
+      <w:r>
+        <w:rPr/>
+        <w:t xml:space="preserve">标识维护导出包含包装、单位和基础单位换算快照；历史快照仅用于审计，新增包装条码的换算值由所选包装层级生成。 </w:t>
+      </w:r>
+    </w:p>
+    <w:p>
+      <w:pPr>
+        <w:pStyle w:val="BodyText"/>
+        <w:numPr>
+          <w:ilvl w:val="0"/>
+          <w:numId w:val="47"/>
         </w:numPr>
         <w:tabs>
           <w:tab w:val="clear" w:pos="1134"/>
@@ -11802,7 +12043,7 @@
         <w:pStyle w:val="BodyText"/>
         <w:numPr>
           <w:ilvl w:val="0"/>
-          <w:numId w:val="46"/>
+          <w:numId w:val="47"/>
         </w:numPr>
         <w:tabs>
           <w:tab w:val="clear" w:pos="1134"/>
@@ -11840,7 +12081,7 @@
         <w:pStyle w:val="BodyText"/>
         <w:numPr>
           <w:ilvl w:val="0"/>
-          <w:numId w:val="46"/>
+          <w:numId w:val="47"/>
         </w:numPr>
         <w:tabs>
           <w:tab w:val="clear" w:pos="1134"/>
@@ -11862,7 +12103,7 @@
         <w:pStyle w:val="BodyText"/>
         <w:numPr>
           <w:ilvl w:val="0"/>
-          <w:numId w:val="46"/>
+          <w:numId w:val="47"/>
         </w:numPr>
         <w:tabs>
           <w:tab w:val="clear" w:pos="1134"/>
@@ -11906,7 +12147,7 @@
         <w:pStyle w:val="BodyText"/>
         <w:numPr>
           <w:ilvl w:val="0"/>
-          <w:numId w:val="47"/>
+          <w:numId w:val="48"/>
         </w:numPr>
         <w:tabs>
           <w:tab w:val="clear" w:pos="1134"/>
@@ -11948,7 +12189,7 @@
         <w:pStyle w:val="BodyText"/>
         <w:numPr>
           <w:ilvl w:val="0"/>
-          <w:numId w:val="47"/>
+          <w:numId w:val="48"/>
         </w:numPr>
         <w:tabs>
           <w:tab w:val="clear" w:pos="1134"/>
@@ -11978,7 +12219,7 @@
         <w:pStyle w:val="BodyText"/>
         <w:numPr>
           <w:ilvl w:val="0"/>
-          <w:numId w:val="47"/>
+          <w:numId w:val="48"/>
         </w:numPr>
         <w:tabs>
           <w:tab w:val="clear" w:pos="1134"/>
@@ -12000,7 +12241,7 @@
         <w:pStyle w:val="BodyText"/>
         <w:numPr>
           <w:ilvl w:val="0"/>
-          <w:numId w:val="47"/>
+          <w:numId w:val="48"/>
         </w:numPr>
         <w:tabs>
           <w:tab w:val="clear" w:pos="1134"/>
@@ -12036,7 +12277,7 @@
         <w:pStyle w:val="BodyText"/>
         <w:numPr>
           <w:ilvl w:val="0"/>
-          <w:numId w:val="48"/>
+          <w:numId w:val="49"/>
         </w:numPr>
         <w:tabs>
           <w:tab w:val="clear" w:pos="1134"/>
@@ -12066,7 +12307,7 @@
         <w:pStyle w:val="BodyText"/>
         <w:numPr>
           <w:ilvl w:val="0"/>
-          <w:numId w:val="48"/>
+          <w:numId w:val="49"/>
         </w:numPr>
         <w:tabs>
           <w:tab w:val="clear" w:pos="1134"/>
@@ -12088,7 +12329,7 @@
         <w:pStyle w:val="BodyText"/>
         <w:numPr>
           <w:ilvl w:val="0"/>
-          <w:numId w:val="48"/>
+          <w:numId w:val="49"/>
         </w:numPr>
         <w:tabs>
           <w:tab w:val="clear" w:pos="1134"/>
@@ -12110,7 +12351,7 @@
         <w:pStyle w:val="BodyText"/>
         <w:numPr>
           <w:ilvl w:val="0"/>
-          <w:numId w:val="48"/>
+          <w:numId w:val="49"/>
         </w:numPr>
         <w:tabs>
           <w:tab w:val="clear" w:pos="1134"/>
@@ -12132,7 +12373,7 @@
         <w:pStyle w:val="BodyText"/>
         <w:numPr>
           <w:ilvl w:val="0"/>
-          <w:numId w:val="48"/>
+          <w:numId w:val="49"/>
         </w:numPr>
         <w:tabs>
           <w:tab w:val="clear" w:pos="1134"/>
@@ -12180,7 +12421,7 @@
         <w:pStyle w:val="BodyText"/>
         <w:numPr>
           <w:ilvl w:val="0"/>
-          <w:numId w:val="49"/>
+          <w:numId w:val="50"/>
         </w:numPr>
         <w:tabs>
           <w:tab w:val="clear" w:pos="1134"/>
@@ -12202,7 +12443,7 @@
         <w:pStyle w:val="BodyText"/>
         <w:numPr>
           <w:ilvl w:val="0"/>
-          <w:numId w:val="49"/>
+          <w:numId w:val="50"/>
         </w:numPr>
         <w:tabs>
           <w:tab w:val="clear" w:pos="1134"/>
@@ -12232,7 +12473,7 @@
         <w:pStyle w:val="BodyText"/>
         <w:numPr>
           <w:ilvl w:val="0"/>
-          <w:numId w:val="49"/>
+          <w:numId w:val="50"/>
         </w:numPr>
         <w:tabs>
           <w:tab w:val="clear" w:pos="1134"/>
@@ -12254,7 +12495,7 @@
         <w:pStyle w:val="BodyText"/>
         <w:numPr>
           <w:ilvl w:val="0"/>
-          <w:numId w:val="49"/>
+          <w:numId w:val="50"/>
         </w:numPr>
         <w:tabs>
           <w:tab w:val="clear" w:pos="1134"/>
@@ -12276,7 +12517,7 @@
         <w:pStyle w:val="BodyText"/>
         <w:numPr>
           <w:ilvl w:val="0"/>
-          <w:numId w:val="49"/>
+          <w:numId w:val="50"/>
         </w:numPr>
         <w:tabs>
           <w:tab w:val="clear" w:pos="1134"/>
@@ -12298,7 +12539,7 @@
         <w:pStyle w:val="BodyText"/>
         <w:numPr>
           <w:ilvl w:val="0"/>
-          <w:numId w:val="49"/>
+          <w:numId w:val="50"/>
         </w:numPr>
         <w:tabs>
           <w:tab w:val="clear" w:pos="1134"/>
@@ -12320,7 +12561,7 @@
         <w:pStyle w:val="BodyText"/>
         <w:numPr>
           <w:ilvl w:val="0"/>
-          <w:numId w:val="49"/>
+          <w:numId w:val="50"/>
         </w:numPr>
         <w:tabs>
           <w:tab w:val="clear" w:pos="1134"/>
@@ -12342,7 +12583,7 @@
         <w:pStyle w:val="BodyText"/>
         <w:numPr>
           <w:ilvl w:val="0"/>
-          <w:numId w:val="49"/>
+          <w:numId w:val="50"/>
         </w:numPr>
         <w:tabs>
           <w:tab w:val="clear" w:pos="1134"/>
@@ -12364,7 +12605,7 @@
         <w:pStyle w:val="BodyText"/>
         <w:numPr>
           <w:ilvl w:val="0"/>
-          <w:numId w:val="49"/>
+          <w:numId w:val="50"/>
         </w:numPr>
         <w:tabs>
           <w:tab w:val="clear" w:pos="1134"/>
@@ -12558,7 +12799,7 @@
         <w:pStyle w:val="BodyText"/>
         <w:numPr>
           <w:ilvl w:val="0"/>
-          <w:numId w:val="50"/>
+          <w:numId w:val="51"/>
         </w:numPr>
         <w:tabs>
           <w:tab w:val="clear" w:pos="1134"/>
@@ -12580,7 +12821,7 @@
         <w:pStyle w:val="BodyText"/>
         <w:numPr>
           <w:ilvl w:val="0"/>
-          <w:numId w:val="50"/>
+          <w:numId w:val="51"/>
         </w:numPr>
         <w:tabs>
           <w:tab w:val="clear" w:pos="1134"/>
@@ -12602,7 +12843,7 @@
         <w:pStyle w:val="BodyText"/>
         <w:numPr>
           <w:ilvl w:val="0"/>
-          <w:numId w:val="50"/>
+          <w:numId w:val="51"/>
         </w:numPr>
         <w:tabs>
           <w:tab w:val="clear" w:pos="1134"/>
@@ -12624,7 +12865,7 @@
         <w:pStyle w:val="BodyText"/>
         <w:numPr>
           <w:ilvl w:val="0"/>
-          <w:numId w:val="50"/>
+          <w:numId w:val="51"/>
         </w:numPr>
         <w:tabs>
           <w:tab w:val="clear" w:pos="1134"/>
@@ -12660,7 +12901,7 @@
         <w:pStyle w:val="BodyText"/>
         <w:numPr>
           <w:ilvl w:val="0"/>
-          <w:numId w:val="51"/>
+          <w:numId w:val="52"/>
         </w:numPr>
         <w:tabs>
           <w:tab w:val="clear" w:pos="1134"/>
@@ -12682,7 +12923,7 @@
         <w:pStyle w:val="BodyText"/>
         <w:numPr>
           <w:ilvl w:val="0"/>
-          <w:numId w:val="51"/>
+          <w:numId w:val="52"/>
         </w:numPr>
         <w:tabs>
           <w:tab w:val="clear" w:pos="1134"/>
@@ -12704,7 +12945,7 @@
         <w:pStyle w:val="BodyText"/>
         <w:numPr>
           <w:ilvl w:val="0"/>
-          <w:numId w:val="51"/>
+          <w:numId w:val="52"/>
         </w:numPr>
         <w:tabs>
           <w:tab w:val="clear" w:pos="1134"/>
@@ -12750,7 +12991,7 @@
         <w:pStyle w:val="BodyText"/>
         <w:numPr>
           <w:ilvl w:val="0"/>
-          <w:numId w:val="51"/>
+          <w:numId w:val="52"/>
         </w:numPr>
         <w:tabs>
           <w:tab w:val="clear" w:pos="1134"/>
@@ -12772,7 +13013,7 @@
         <w:pStyle w:val="BodyText"/>
         <w:numPr>
           <w:ilvl w:val="0"/>
-          <w:numId w:val="51"/>
+          <w:numId w:val="52"/>
         </w:numPr>
         <w:tabs>
           <w:tab w:val="clear" w:pos="1134"/>
@@ -12808,7 +13049,7 @@
         <w:pStyle w:val="BodyText"/>
         <w:numPr>
           <w:ilvl w:val="0"/>
-          <w:numId w:val="52"/>
+          <w:numId w:val="53"/>
         </w:numPr>
         <w:tabs>
           <w:tab w:val="clear" w:pos="1134"/>
@@ -12846,7 +13087,7 @@
         <w:pStyle w:val="BodyText"/>
         <w:numPr>
           <w:ilvl w:val="0"/>
-          <w:numId w:val="52"/>
+          <w:numId w:val="53"/>
         </w:numPr>
         <w:tabs>
           <w:tab w:val="clear" w:pos="1134"/>
@@ -12868,7 +13109,7 @@
         <w:pStyle w:val="BodyText"/>
         <w:numPr>
           <w:ilvl w:val="0"/>
-          <w:numId w:val="52"/>
+          <w:numId w:val="53"/>
         </w:numPr>
         <w:tabs>
           <w:tab w:val="clear" w:pos="1134"/>
@@ -12890,7 +13131,7 @@
         <w:pStyle w:val="BodyText"/>
         <w:numPr>
           <w:ilvl w:val="0"/>
-          <w:numId w:val="52"/>
+          <w:numId w:val="53"/>
         </w:numPr>
         <w:tabs>
           <w:tab w:val="clear" w:pos="1134"/>
@@ -12912,7 +13153,7 @@
         <w:pStyle w:val="BodyText"/>
         <w:numPr>
           <w:ilvl w:val="0"/>
-          <w:numId w:val="52"/>
+          <w:numId w:val="53"/>
         </w:numPr>
         <w:tabs>
           <w:tab w:val="clear" w:pos="1134"/>
@@ -12948,7 +13189,7 @@
         <w:pStyle w:val="BodyText"/>
         <w:numPr>
           <w:ilvl w:val="0"/>
-          <w:numId w:val="53"/>
+          <w:numId w:val="54"/>
         </w:numPr>
         <w:tabs>
           <w:tab w:val="clear" w:pos="1134"/>
@@ -12970,7 +13211,7 @@
         <w:pStyle w:val="BodyText"/>
         <w:numPr>
           <w:ilvl w:val="0"/>
-          <w:numId w:val="53"/>
+          <w:numId w:val="54"/>
         </w:numPr>
         <w:tabs>
           <w:tab w:val="clear" w:pos="1134"/>
@@ -12992,7 +13233,7 @@
         <w:pStyle w:val="BodyText"/>
         <w:numPr>
           <w:ilvl w:val="0"/>
-          <w:numId w:val="53"/>
+          <w:numId w:val="54"/>
         </w:numPr>
         <w:tabs>
           <w:tab w:val="clear" w:pos="1134"/>
@@ -13014,7 +13255,7 @@
         <w:pStyle w:val="BodyText"/>
         <w:numPr>
           <w:ilvl w:val="0"/>
-          <w:numId w:val="53"/>
+          <w:numId w:val="54"/>
         </w:numPr>
         <w:tabs>
           <w:tab w:val="clear" w:pos="1134"/>
@@ -13036,7 +13277,7 @@
         <w:pStyle w:val="BodyText"/>
         <w:numPr>
           <w:ilvl w:val="0"/>
-          <w:numId w:val="53"/>
+          <w:numId w:val="54"/>
         </w:numPr>
         <w:tabs>
           <w:tab w:val="clear" w:pos="1134"/>
@@ -13084,7 +13325,7 @@
         <w:pStyle w:val="BodyText"/>
         <w:numPr>
           <w:ilvl w:val="0"/>
-          <w:numId w:val="54"/>
+          <w:numId w:val="55"/>
         </w:numPr>
         <w:tabs>
           <w:tab w:val="clear" w:pos="1134"/>
@@ -13106,7 +13347,7 @@
         <w:pStyle w:val="BodyText"/>
         <w:numPr>
           <w:ilvl w:val="0"/>
-          <w:numId w:val="54"/>
+          <w:numId w:val="55"/>
         </w:numPr>
         <w:tabs>
           <w:tab w:val="clear" w:pos="1134"/>
@@ -13128,7 +13369,7 @@
         <w:pStyle w:val="BodyText"/>
         <w:numPr>
           <w:ilvl w:val="0"/>
-          <w:numId w:val="54"/>
+          <w:numId w:val="55"/>
         </w:numPr>
         <w:tabs>
           <w:tab w:val="clear" w:pos="1134"/>
@@ -13158,7 +13399,7 @@
         <w:pStyle w:val="BodyText"/>
         <w:numPr>
           <w:ilvl w:val="0"/>
-          <w:numId w:val="54"/>
+          <w:numId w:val="55"/>
         </w:numPr>
         <w:tabs>
           <w:tab w:val="clear" w:pos="1134"/>
@@ -13194,7 +13435,7 @@
         <w:pStyle w:val="BodyText"/>
         <w:numPr>
           <w:ilvl w:val="0"/>
-          <w:numId w:val="55"/>
+          <w:numId w:val="56"/>
         </w:numPr>
         <w:tabs>
           <w:tab w:val="clear" w:pos="1134"/>
@@ -13216,7 +13457,7 @@
         <w:pStyle w:val="BodyText"/>
         <w:numPr>
           <w:ilvl w:val="0"/>
-          <w:numId w:val="55"/>
+          <w:numId w:val="56"/>
         </w:numPr>
         <w:tabs>
           <w:tab w:val="clear" w:pos="1134"/>
@@ -13246,7 +13487,7 @@
         <w:pStyle w:val="BodyText"/>
         <w:numPr>
           <w:ilvl w:val="0"/>
-          <w:numId w:val="55"/>
+          <w:numId w:val="56"/>
         </w:numPr>
         <w:tabs>
           <w:tab w:val="clear" w:pos="1134"/>
@@ -13268,7 +13509,7 @@
         <w:pStyle w:val="BodyText"/>
         <w:numPr>
           <w:ilvl w:val="0"/>
-          <w:numId w:val="55"/>
+          <w:numId w:val="56"/>
         </w:numPr>
         <w:tabs>
           <w:tab w:val="clear" w:pos="1134"/>
@@ -13304,7 +13545,7 @@
         <w:pStyle w:val="BodyText"/>
         <w:numPr>
           <w:ilvl w:val="0"/>
-          <w:numId w:val="56"/>
+          <w:numId w:val="57"/>
         </w:numPr>
         <w:tabs>
           <w:tab w:val="clear" w:pos="1134"/>
@@ -13326,7 +13567,7 @@
         <w:pStyle w:val="BodyText"/>
         <w:numPr>
           <w:ilvl w:val="0"/>
-          <w:numId w:val="56"/>
+          <w:numId w:val="57"/>
         </w:numPr>
         <w:tabs>
           <w:tab w:val="clear" w:pos="1134"/>
@@ -13348,7 +13589,7 @@
         <w:pStyle w:val="BodyText"/>
         <w:numPr>
           <w:ilvl w:val="0"/>
-          <w:numId w:val="56"/>
+          <w:numId w:val="57"/>
         </w:numPr>
         <w:tabs>
           <w:tab w:val="clear" w:pos="1134"/>
@@ -13370,7 +13611,7 @@
         <w:pStyle w:val="BodyText"/>
         <w:numPr>
           <w:ilvl w:val="0"/>
-          <w:numId w:val="56"/>
+          <w:numId w:val="57"/>
         </w:numPr>
         <w:tabs>
           <w:tab w:val="clear" w:pos="1134"/>
@@ -13392,7 +13633,7 @@
         <w:pStyle w:val="BodyText"/>
         <w:numPr>
           <w:ilvl w:val="0"/>
-          <w:numId w:val="56"/>
+          <w:numId w:val="57"/>
         </w:numPr>
         <w:tabs>
           <w:tab w:val="clear" w:pos="1134"/>
@@ -13414,7 +13655,7 @@
         <w:pStyle w:val="BodyText"/>
         <w:numPr>
           <w:ilvl w:val="0"/>
-          <w:numId w:val="56"/>
+          <w:numId w:val="57"/>
         </w:numPr>
         <w:tabs>
           <w:tab w:val="clear" w:pos="1134"/>
@@ -13589,7 +13830,7 @@
         <w:pStyle w:val="BodyText"/>
         <w:numPr>
           <w:ilvl w:val="0"/>
-          <w:numId w:val="57"/>
+          <w:numId w:val="58"/>
         </w:numPr>
         <w:tabs>
           <w:tab w:val="clear" w:pos="1134"/>
@@ -13611,7 +13852,7 @@
         <w:pStyle w:val="BodyText"/>
         <w:numPr>
           <w:ilvl w:val="0"/>
-          <w:numId w:val="57"/>
+          <w:numId w:val="58"/>
         </w:numPr>
         <w:tabs>
           <w:tab w:val="clear" w:pos="1134"/>
@@ -13633,7 +13874,7 @@
         <w:pStyle w:val="BodyText"/>
         <w:numPr>
           <w:ilvl w:val="0"/>
-          <w:numId w:val="57"/>
+          <w:numId w:val="58"/>
         </w:numPr>
         <w:tabs>
           <w:tab w:val="clear" w:pos="1134"/>
@@ -13655,7 +13896,7 @@
         <w:pStyle w:val="BodyText"/>
         <w:numPr>
           <w:ilvl w:val="0"/>
-          <w:numId w:val="57"/>
+          <w:numId w:val="58"/>
         </w:numPr>
         <w:tabs>
           <w:tab w:val="clear" w:pos="1134"/>
@@ -13677,7 +13918,7 @@
         <w:pStyle w:val="BodyText"/>
         <w:numPr>
           <w:ilvl w:val="0"/>
-          <w:numId w:val="57"/>
+          <w:numId w:val="58"/>
         </w:numPr>
         <w:tabs>
           <w:tab w:val="clear" w:pos="1134"/>
@@ -13699,7 +13940,7 @@
         <w:pStyle w:val="BodyText"/>
         <w:numPr>
           <w:ilvl w:val="0"/>
-          <w:numId w:val="57"/>
+          <w:numId w:val="58"/>
         </w:numPr>
         <w:tabs>
           <w:tab w:val="clear" w:pos="1134"/>
@@ -13721,7 +13962,7 @@
         <w:pStyle w:val="BodyText"/>
         <w:numPr>
           <w:ilvl w:val="0"/>
-          <w:numId w:val="57"/>
+          <w:numId w:val="58"/>
         </w:numPr>
         <w:tabs>
           <w:tab w:val="clear" w:pos="1134"/>
@@ -13743,7 +13984,7 @@
         <w:pStyle w:val="BodyText"/>
         <w:numPr>
           <w:ilvl w:val="0"/>
-          <w:numId w:val="57"/>
+          <w:numId w:val="58"/>
         </w:numPr>
         <w:tabs>
           <w:tab w:val="clear" w:pos="1134"/>
@@ -13765,7 +14006,7 @@
         <w:pStyle w:val="BodyText"/>
         <w:numPr>
           <w:ilvl w:val="0"/>
-          <w:numId w:val="57"/>
+          <w:numId w:val="58"/>
         </w:numPr>
         <w:tabs>
           <w:tab w:val="clear" w:pos="1134"/>
@@ -13787,7 +14028,7 @@
         <w:pStyle w:val="BodyText"/>
         <w:numPr>
           <w:ilvl w:val="0"/>
-          <w:numId w:val="57"/>
+          <w:numId w:val="58"/>
         </w:numPr>
         <w:tabs>
           <w:tab w:val="clear" w:pos="1134"/>
@@ -13823,7 +14064,7 @@
         <w:pStyle w:val="BodyText"/>
         <w:numPr>
           <w:ilvl w:val="0"/>
-          <w:numId w:val="58"/>
+          <w:numId w:val="59"/>
         </w:numPr>
         <w:tabs>
           <w:tab w:val="clear" w:pos="1134"/>
@@ -13845,7 +14086,7 @@
         <w:pStyle w:val="BodyText"/>
         <w:numPr>
           <w:ilvl w:val="0"/>
-          <w:numId w:val="58"/>
+          <w:numId w:val="59"/>
         </w:numPr>
         <w:tabs>
           <w:tab w:val="clear" w:pos="1134"/>
@@ -13867,7 +14108,7 @@
         <w:pStyle w:val="BodyText"/>
         <w:numPr>
           <w:ilvl w:val="0"/>
-          <w:numId w:val="58"/>
+          <w:numId w:val="59"/>
         </w:numPr>
         <w:tabs>
           <w:tab w:val="clear" w:pos="1134"/>
@@ -13889,7 +14130,7 @@
         <w:pStyle w:val="BodyText"/>
         <w:numPr>
           <w:ilvl w:val="0"/>
-          <w:numId w:val="58"/>
+          <w:numId w:val="59"/>
         </w:numPr>
         <w:tabs>
           <w:tab w:val="clear" w:pos="1134"/>
@@ -13911,7 +14152,7 @@
         <w:pStyle w:val="BodyText"/>
         <w:numPr>
           <w:ilvl w:val="0"/>
-          <w:numId w:val="58"/>
+          <w:numId w:val="59"/>
         </w:numPr>
         <w:tabs>
           <w:tab w:val="clear" w:pos="1134"/>
@@ -13933,7 +14174,7 @@
         <w:pStyle w:val="BodyText"/>
         <w:numPr>
           <w:ilvl w:val="0"/>
-          <w:numId w:val="58"/>
+          <w:numId w:val="59"/>
         </w:numPr>
         <w:tabs>
           <w:tab w:val="clear" w:pos="1134"/>
@@ -13969,7 +14210,7 @@
         <w:pStyle w:val="BodyText"/>
         <w:numPr>
           <w:ilvl w:val="0"/>
-          <w:numId w:val="59"/>
+          <w:numId w:val="60"/>
         </w:numPr>
         <w:tabs>
           <w:tab w:val="clear" w:pos="1134"/>
@@ -14021,7 +14262,7 @@
         <w:pStyle w:val="BodyText"/>
         <w:numPr>
           <w:ilvl w:val="0"/>
-          <w:numId w:val="59"/>
+          <w:numId w:val="60"/>
         </w:numPr>
         <w:tabs>
           <w:tab w:val="clear" w:pos="1134"/>
@@ -14061,7 +14302,7 @@
         <w:pStyle w:val="BodyText"/>
         <w:numPr>
           <w:ilvl w:val="0"/>
-          <w:numId w:val="59"/>
+          <w:numId w:val="60"/>
         </w:numPr>
         <w:tabs>
           <w:tab w:val="clear" w:pos="1134"/>
@@ -14083,7 +14324,7 @@
         <w:pStyle w:val="BodyText"/>
         <w:numPr>
           <w:ilvl w:val="0"/>
-          <w:numId w:val="59"/>
+          <w:numId w:val="60"/>
         </w:numPr>
         <w:tabs>
           <w:tab w:val="clear" w:pos="1134"/>
@@ -20247,8 +20488,8 @@
   <w:abstractNum w:abstractNumId="48">
     <w:lvl w:ilvl="0">
       <w:start w:val="1"/>
-      <w:numFmt w:val="decimal"/>
-      <w:lvlText w:val="%1."/>
+      <w:numFmt w:val="bullet"/>
+      <w:lvlText w:val=""/>
       <w:lvlJc w:val="start"/>
       <w:pPr>
         <w:tabs>
@@ -20256,12 +20497,14 @@
         </w:tabs>
         <w:ind w:start="709" w:hanging="283"/>
       </w:pPr>
-      <w:rPr/>
+      <w:rPr>
+        <w:rFonts w:ascii="Symbol" w:hAnsi="Symbol" w:cs="Symbol" w:hint="default"/>
+      </w:rPr>
     </w:lvl>
     <w:lvl w:ilvl="1">
       <w:start w:val="1"/>
-      <w:numFmt w:val="decimal"/>
-      <w:lvlText w:val="%2."/>
+      <w:numFmt w:val="bullet"/>
+      <w:lvlText w:val=""/>
       <w:lvlJc w:val="start"/>
       <w:pPr>
         <w:tabs>
@@ -20269,12 +20512,14 @@
         </w:tabs>
         <w:ind w:start="1418" w:hanging="283"/>
       </w:pPr>
-      <w:rPr/>
+      <w:rPr>
+        <w:rFonts w:ascii="Symbol" w:hAnsi="Symbol" w:cs="Symbol" w:hint="default"/>
+      </w:rPr>
     </w:lvl>
     <w:lvl w:ilvl="2">
       <w:start w:val="1"/>
-      <w:numFmt w:val="decimal"/>
-      <w:lvlText w:val="%3."/>
+      <w:numFmt w:val="bullet"/>
+      <w:lvlText w:val=""/>
       <w:lvlJc w:val="start"/>
       <w:pPr>
         <w:tabs>
@@ -20282,12 +20527,14 @@
         </w:tabs>
         <w:ind w:start="2127" w:hanging="283"/>
       </w:pPr>
-      <w:rPr/>
+      <w:rPr>
+        <w:rFonts w:ascii="Symbol" w:hAnsi="Symbol" w:cs="Symbol" w:hint="default"/>
+      </w:rPr>
     </w:lvl>
     <w:lvl w:ilvl="3">
       <w:start w:val="1"/>
-      <w:numFmt w:val="decimal"/>
-      <w:lvlText w:val="%4."/>
+      <w:numFmt w:val="bullet"/>
+      <w:lvlText w:val=""/>
       <w:lvlJc w:val="start"/>
       <w:pPr>
         <w:tabs>
@@ -20295,12 +20542,14 @@
         </w:tabs>
         <w:ind w:start="2836" w:hanging="283"/>
       </w:pPr>
-      <w:rPr/>
+      <w:rPr>
+        <w:rFonts w:ascii="Symbol" w:hAnsi="Symbol" w:cs="Symbol" w:hint="default"/>
+      </w:rPr>
     </w:lvl>
     <w:lvl w:ilvl="4">
       <w:start w:val="1"/>
-      <w:numFmt w:val="decimal"/>
-      <w:lvlText w:val="%5."/>
+      <w:numFmt w:val="bullet"/>
+      <w:lvlText w:val=""/>
       <w:lvlJc w:val="start"/>
       <w:pPr>
         <w:tabs>
@@ -20308,12 +20557,14 @@
         </w:tabs>
         <w:ind w:start="3545" w:hanging="283"/>
       </w:pPr>
-      <w:rPr/>
+      <w:rPr>
+        <w:rFonts w:ascii="Symbol" w:hAnsi="Symbol" w:cs="Symbol" w:hint="default"/>
+      </w:rPr>
     </w:lvl>
     <w:lvl w:ilvl="5">
       <w:start w:val="1"/>
-      <w:numFmt w:val="decimal"/>
-      <w:lvlText w:val="%6."/>
+      <w:numFmt w:val="bullet"/>
+      <w:lvlText w:val=""/>
       <w:lvlJc w:val="start"/>
       <w:pPr>
         <w:tabs>
@@ -20321,12 +20572,14 @@
         </w:tabs>
         <w:ind w:start="4254" w:hanging="283"/>
       </w:pPr>
-      <w:rPr/>
+      <w:rPr>
+        <w:rFonts w:ascii="Symbol" w:hAnsi="Symbol" w:cs="Symbol" w:hint="default"/>
+      </w:rPr>
     </w:lvl>
     <w:lvl w:ilvl="6">
       <w:start w:val="1"/>
-      <w:numFmt w:val="decimal"/>
-      <w:lvlText w:val="%7."/>
+      <w:numFmt w:val="bullet"/>
+      <w:lvlText w:val=""/>
       <w:lvlJc w:val="start"/>
       <w:pPr>
         <w:tabs>
@@ -20334,12 +20587,14 @@
         </w:tabs>
         <w:ind w:start="4963" w:hanging="283"/>
       </w:pPr>
-      <w:rPr/>
+      <w:rPr>
+        <w:rFonts w:ascii="Symbol" w:hAnsi="Symbol" w:cs="Symbol" w:hint="default"/>
+      </w:rPr>
     </w:lvl>
     <w:lvl w:ilvl="7">
       <w:start w:val="1"/>
-      <w:numFmt w:val="decimal"/>
-      <w:lvlText w:val="%8."/>
+      <w:numFmt w:val="bullet"/>
+      <w:lvlText w:val=""/>
       <w:lvlJc w:val="start"/>
       <w:pPr>
         <w:tabs>
@@ -20347,12 +20602,14 @@
         </w:tabs>
         <w:ind w:start="5672" w:hanging="283"/>
       </w:pPr>
-      <w:rPr/>
+      <w:rPr>
+        <w:rFonts w:ascii="Symbol" w:hAnsi="Symbol" w:cs="Symbol" w:hint="default"/>
+      </w:rPr>
     </w:lvl>
     <w:lvl w:ilvl="8">
       <w:start w:val="1"/>
-      <w:numFmt w:val="decimal"/>
-      <w:lvlText w:val="%9."/>
+      <w:numFmt w:val="bullet"/>
+      <w:lvlText w:val=""/>
       <w:lvlJc w:val="start"/>
       <w:pPr>
         <w:tabs>
@@ -20360,14 +20617,16 @@
         </w:tabs>
         <w:ind w:start="6381" w:hanging="283"/>
       </w:pPr>
-      <w:rPr/>
+      <w:rPr>
+        <w:rFonts w:ascii="Symbol" w:hAnsi="Symbol" w:cs="Symbol" w:hint="default"/>
+      </w:rPr>
     </w:lvl>
   </w:abstractNum>
   <w:abstractNum w:abstractNumId="49">
     <w:lvl w:ilvl="0">
       <w:start w:val="1"/>
-      <w:numFmt w:val="bullet"/>
-      <w:lvlText w:val=""/>
+      <w:numFmt w:val="decimal"/>
+      <w:lvlText w:val="%1."/>
       <w:lvlJc w:val="start"/>
       <w:pPr>
         <w:tabs>
@@ -20375,14 +20634,12 @@
         </w:tabs>
         <w:ind w:start="709" w:hanging="283"/>
       </w:pPr>
-      <w:rPr>
-        <w:rFonts w:ascii="Symbol" w:hAnsi="Symbol" w:cs="Symbol" w:hint="default"/>
-      </w:rPr>
+      <w:rPr/>
     </w:lvl>
     <w:lvl w:ilvl="1">
       <w:start w:val="1"/>
-      <w:numFmt w:val="bullet"/>
-      <w:lvlText w:val=""/>
+      <w:numFmt w:val="decimal"/>
+      <w:lvlText w:val="%2."/>
       <w:lvlJc w:val="start"/>
       <w:pPr>
         <w:tabs>
@@ -20390,14 +20647,12 @@
         </w:tabs>
         <w:ind w:start="1418" w:hanging="283"/>
       </w:pPr>
-      <w:rPr>
-        <w:rFonts w:ascii="Symbol" w:hAnsi="Symbol" w:cs="Symbol" w:hint="default"/>
-      </w:rPr>
+      <w:rPr/>
     </w:lvl>
     <w:lvl w:ilvl="2">
       <w:start w:val="1"/>
-      <w:numFmt w:val="bullet"/>
-      <w:lvlText w:val=""/>
+      <w:numFmt w:val="decimal"/>
+      <w:lvlText w:val="%3."/>
       <w:lvlJc w:val="start"/>
       <w:pPr>
         <w:tabs>
@@ -20405,14 +20660,12 @@
         </w:tabs>
         <w:ind w:start="2127" w:hanging="283"/>
       </w:pPr>
-      <w:rPr>
-        <w:rFonts w:ascii="Symbol" w:hAnsi="Symbol" w:cs="Symbol" w:hint="default"/>
-      </w:rPr>
+      <w:rPr/>
     </w:lvl>
     <w:lvl w:ilvl="3">
       <w:start w:val="1"/>
-      <w:numFmt w:val="bullet"/>
-      <w:lvlText w:val=""/>
+      <w:numFmt w:val="decimal"/>
+      <w:lvlText w:val="%4."/>
       <w:lvlJc w:val="start"/>
       <w:pPr>
         <w:tabs>
@@ -20420,14 +20673,12 @@
         </w:tabs>
         <w:ind w:start="2836" w:hanging="283"/>
       </w:pPr>
-      <w:rPr>
-        <w:rFonts w:ascii="Symbol" w:hAnsi="Symbol" w:cs="Symbol" w:hint="default"/>
-      </w:rPr>
+      <w:rPr/>
     </w:lvl>
     <w:lvl w:ilvl="4">
       <w:start w:val="1"/>
-      <w:numFmt w:val="bullet"/>
-      <w:lvlText w:val=""/>
+      <w:numFmt w:val="decimal"/>
+      <w:lvlText w:val="%5."/>
       <w:lvlJc w:val="start"/>
       <w:pPr>
         <w:tabs>
@@ -20435,14 +20686,12 @@
         </w:tabs>
         <w:ind w:start="3545" w:hanging="283"/>
       </w:pPr>
-      <w:rPr>
-        <w:rFonts w:ascii="Symbol" w:hAnsi="Symbol" w:cs="Symbol" w:hint="default"/>
-      </w:rPr>
+      <w:rPr/>
     </w:lvl>
     <w:lvl w:ilvl="5">
       <w:start w:val="1"/>
-      <w:numFmt w:val="bullet"/>
-      <w:lvlText w:val=""/>
+      <w:numFmt w:val="decimal"/>
+      <w:lvlText w:val="%6."/>
       <w:lvlJc w:val="start"/>
       <w:pPr>
         <w:tabs>
@@ -20450,14 +20699,12 @@
         </w:tabs>
         <w:ind w:start="4254" w:hanging="283"/>
       </w:pPr>
-      <w:rPr>
-        <w:rFonts w:ascii="Symbol" w:hAnsi="Symbol" w:cs="Symbol" w:hint="default"/>
-      </w:rPr>
+      <w:rPr/>
     </w:lvl>
     <w:lvl w:ilvl="6">
       <w:start w:val="1"/>
-      <w:numFmt w:val="bullet"/>
-      <w:lvlText w:val=""/>
+      <w:numFmt w:val="decimal"/>
+      <w:lvlText w:val="%7."/>
       <w:lvlJc w:val="start"/>
       <w:pPr>
         <w:tabs>
@@ -20465,14 +20712,12 @@
         </w:tabs>
         <w:ind w:start="4963" w:hanging="283"/>
       </w:pPr>
-      <w:rPr>
-        <w:rFonts w:ascii="Symbol" w:hAnsi="Symbol" w:cs="Symbol" w:hint="default"/>
-      </w:rPr>
+      <w:rPr/>
     </w:lvl>
     <w:lvl w:ilvl="7">
       <w:start w:val="1"/>
-      <w:numFmt w:val="bullet"/>
-      <w:lvlText w:val=""/>
+      <w:numFmt w:val="decimal"/>
+      <w:lvlText w:val="%8."/>
       <w:lvlJc w:val="start"/>
       <w:pPr>
         <w:tabs>
@@ -20480,14 +20725,12 @@
         </w:tabs>
         <w:ind w:start="5672" w:hanging="283"/>
       </w:pPr>
-      <w:rPr>
-        <w:rFonts w:ascii="Symbol" w:hAnsi="Symbol" w:cs="Symbol" w:hint="default"/>
-      </w:rPr>
+      <w:rPr/>
     </w:lvl>
     <w:lvl w:ilvl="8">
       <w:start w:val="1"/>
-      <w:numFmt w:val="bullet"/>
-      <w:lvlText w:val=""/>
+      <w:numFmt w:val="decimal"/>
+      <w:lvlText w:val="%9."/>
       <w:lvlJc w:val="start"/>
       <w:pPr>
         <w:tabs>
@@ -20495,16 +20738,14 @@
         </w:tabs>
         <w:ind w:start="6381" w:hanging="283"/>
       </w:pPr>
-      <w:rPr>
-        <w:rFonts w:ascii="Symbol" w:hAnsi="Symbol" w:cs="Symbol" w:hint="default"/>
-      </w:rPr>
+      <w:rPr/>
     </w:lvl>
   </w:abstractNum>
   <w:abstractNum w:abstractNumId="50">
     <w:lvl w:ilvl="0">
       <w:start w:val="1"/>
-      <w:numFmt w:val="decimal"/>
-      <w:lvlText w:val="%1."/>
+      <w:numFmt w:val="bullet"/>
+      <w:lvlText w:val=""/>
       <w:lvlJc w:val="start"/>
       <w:pPr>
         <w:tabs>
@@ -20512,12 +20753,14 @@
         </w:tabs>
         <w:ind w:start="709" w:hanging="283"/>
       </w:pPr>
-      <w:rPr/>
+      <w:rPr>
+        <w:rFonts w:ascii="Symbol" w:hAnsi="Symbol" w:cs="Symbol" w:hint="default"/>
+      </w:rPr>
     </w:lvl>
     <w:lvl w:ilvl="1">
       <w:start w:val="1"/>
-      <w:numFmt w:val="decimal"/>
-      <w:lvlText w:val="%2."/>
+      <w:numFmt w:val="bullet"/>
+      <w:lvlText w:val=""/>
       <w:lvlJc w:val="start"/>
       <w:pPr>
         <w:tabs>
@@ -20525,12 +20768,14 @@
         </w:tabs>
         <w:ind w:start="1418" w:hanging="283"/>
       </w:pPr>
-      <w:rPr/>
+      <w:rPr>
+        <w:rFonts w:ascii="Symbol" w:hAnsi="Symbol" w:cs="Symbol" w:hint="default"/>
+      </w:rPr>
     </w:lvl>
     <w:lvl w:ilvl="2">
       <w:start w:val="1"/>
-      <w:numFmt w:val="decimal"/>
-      <w:lvlText w:val="%3."/>
+      <w:numFmt w:val="bullet"/>
+      <w:lvlText w:val=""/>
       <w:lvlJc w:val="start"/>
       <w:pPr>
         <w:tabs>
@@ -20538,12 +20783,14 @@
         </w:tabs>
         <w:ind w:start="2127" w:hanging="283"/>
       </w:pPr>
-      <w:rPr/>
+      <w:rPr>
+        <w:rFonts w:ascii="Symbol" w:hAnsi="Symbol" w:cs="Symbol" w:hint="default"/>
+      </w:rPr>
     </w:lvl>
     <w:lvl w:ilvl="3">
       <w:start w:val="1"/>
-      <w:numFmt w:val="decimal"/>
-      <w:lvlText w:val="%4."/>
+      <w:numFmt w:val="bullet"/>
+      <w:lvlText w:val=""/>
       <w:lvlJc w:val="start"/>
       <w:pPr>
         <w:tabs>
@@ -20551,12 +20798,14 @@
         </w:tabs>
         <w:ind w:start="2836" w:hanging="283"/>
       </w:pPr>
-      <w:rPr/>
+      <w:rPr>
+        <w:rFonts w:ascii="Symbol" w:hAnsi="Symbol" w:cs="Symbol" w:hint="default"/>
+      </w:rPr>
     </w:lvl>
     <w:lvl w:ilvl="4">
       <w:start w:val="1"/>
-      <w:numFmt w:val="decimal"/>
-      <w:lvlText w:val="%5."/>
+      <w:numFmt w:val="bullet"/>
+      <w:lvlText w:val=""/>
       <w:lvlJc w:val="start"/>
       <w:pPr>
         <w:tabs>
@@ -20564,12 +20813,14 @@
         </w:tabs>
         <w:ind w:start="3545" w:hanging="283"/>
       </w:pPr>
-      <w:rPr/>
+      <w:rPr>
+        <w:rFonts w:ascii="Symbol" w:hAnsi="Symbol" w:cs="Symbol" w:hint="default"/>
+      </w:rPr>
     </w:lvl>
     <w:lvl w:ilvl="5">
       <w:start w:val="1"/>
-      <w:numFmt w:val="decimal"/>
-      <w:lvlText w:val="%6."/>
+      <w:numFmt w:val="bullet"/>
+      <w:lvlText w:val=""/>
       <w:lvlJc w:val="start"/>
       <w:pPr>
         <w:tabs>
@@ -20577,12 +20828,14 @@
         </w:tabs>
         <w:ind w:start="4254" w:hanging="283"/>
       </w:pPr>
-      <w:rPr/>
+      <w:rPr>
+        <w:rFonts w:ascii="Symbol" w:hAnsi="Symbol" w:cs="Symbol" w:hint="default"/>
+      </w:rPr>
     </w:lvl>
     <w:lvl w:ilvl="6">
       <w:start w:val="1"/>
-      <w:numFmt w:val="decimal"/>
-      <w:lvlText w:val="%7."/>
+      <w:numFmt w:val="bullet"/>
+      <w:lvlText w:val=""/>
       <w:lvlJc w:val="start"/>
       <w:pPr>
         <w:tabs>
@@ -20590,12 +20843,14 @@
         </w:tabs>
         <w:ind w:start="4963" w:hanging="283"/>
       </w:pPr>
-      <w:rPr/>
+      <w:rPr>
+        <w:rFonts w:ascii="Symbol" w:hAnsi="Symbol" w:cs="Symbol" w:hint="default"/>
+      </w:rPr>
     </w:lvl>
     <w:lvl w:ilvl="7">
       <w:start w:val="1"/>
-      <w:numFmt w:val="decimal"/>
-      <w:lvlText w:val="%8."/>
+      <w:numFmt w:val="bullet"/>
+      <w:lvlText w:val=""/>
       <w:lvlJc w:val="start"/>
       <w:pPr>
         <w:tabs>
@@ -20603,12 +20858,14 @@
         </w:tabs>
         <w:ind w:start="5672" w:hanging="283"/>
       </w:pPr>
-      <w:rPr/>
+      <w:rPr>
+        <w:rFonts w:ascii="Symbol" w:hAnsi="Symbol" w:cs="Symbol" w:hint="default"/>
+      </w:rPr>
     </w:lvl>
     <w:lvl w:ilvl="8">
       <w:start w:val="1"/>
-      <w:numFmt w:val="decimal"/>
-      <w:lvlText w:val="%9."/>
+      <w:numFmt w:val="bullet"/>
+      <w:lvlText w:val=""/>
       <w:lvlJc w:val="start"/>
       <w:pPr>
         <w:tabs>
@@ -20616,7 +20873,9 @@
         </w:tabs>
         <w:ind w:start="6381" w:hanging="283"/>
       </w:pPr>
-      <w:rPr/>
+      <w:rPr>
+        <w:rFonts w:ascii="Symbol" w:hAnsi="Symbol" w:cs="Symbol" w:hint="default"/>
+      </w:rPr>
     </w:lvl>
   </w:abstractNum>
   <w:abstractNum w:abstractNumId="51">
@@ -21098,8 +21357,8 @@
   <w:abstractNum w:abstractNumId="55">
     <w:lvl w:ilvl="0">
       <w:start w:val="1"/>
-      <w:numFmt w:val="bullet"/>
-      <w:lvlText w:val=""/>
+      <w:numFmt w:val="decimal"/>
+      <w:lvlText w:val="%1."/>
       <w:lvlJc w:val="start"/>
       <w:pPr>
         <w:tabs>
@@ -21107,14 +21366,12 @@
         </w:tabs>
         <w:ind w:start="709" w:hanging="283"/>
       </w:pPr>
-      <w:rPr>
-        <w:rFonts w:ascii="Symbol" w:hAnsi="Symbol" w:cs="Symbol" w:hint="default"/>
-      </w:rPr>
+      <w:rPr/>
     </w:lvl>
     <w:lvl w:ilvl="1">
       <w:start w:val="1"/>
-      <w:numFmt w:val="bullet"/>
-      <w:lvlText w:val=""/>
+      <w:numFmt w:val="decimal"/>
+      <w:lvlText w:val="%2."/>
       <w:lvlJc w:val="start"/>
       <w:pPr>
         <w:tabs>
@@ -21122,14 +21379,12 @@
         </w:tabs>
         <w:ind w:start="1418" w:hanging="283"/>
       </w:pPr>
-      <w:rPr>
-        <w:rFonts w:ascii="Symbol" w:hAnsi="Symbol" w:cs="Symbol" w:hint="default"/>
-      </w:rPr>
+      <w:rPr/>
     </w:lvl>
     <w:lvl w:ilvl="2">
       <w:start w:val="1"/>
-      <w:numFmt w:val="bullet"/>
-      <w:lvlText w:val=""/>
+      <w:numFmt w:val="decimal"/>
+      <w:lvlText w:val="%3."/>
       <w:lvlJc w:val="start"/>
       <w:pPr>
         <w:tabs>
@@ -21137,14 +21392,12 @@
         </w:tabs>
         <w:ind w:start="2127" w:hanging="283"/>
       </w:pPr>
-      <w:rPr>
-        <w:rFonts w:ascii="Symbol" w:hAnsi="Symbol" w:cs="Symbol" w:hint="default"/>
-      </w:rPr>
+      <w:rPr/>
     </w:lvl>
     <w:lvl w:ilvl="3">
       <w:start w:val="1"/>
-      <w:numFmt w:val="bullet"/>
-      <w:lvlText w:val=""/>
+      <w:numFmt w:val="decimal"/>
+      <w:lvlText w:val="%4."/>
       <w:lvlJc w:val="start"/>
       <w:pPr>
         <w:tabs>
@@ -21152,14 +21405,12 @@
         </w:tabs>
         <w:ind w:start="2836" w:hanging="283"/>
       </w:pPr>
-      <w:rPr>
-        <w:rFonts w:ascii="Symbol" w:hAnsi="Symbol" w:cs="Symbol" w:hint="default"/>
-      </w:rPr>
+      <w:rPr/>
     </w:lvl>
     <w:lvl w:ilvl="4">
       <w:start w:val="1"/>
-      <w:numFmt w:val="bullet"/>
-      <w:lvlText w:val=""/>
+      <w:numFmt w:val="decimal"/>
+      <w:lvlText w:val="%5."/>
       <w:lvlJc w:val="start"/>
       <w:pPr>
         <w:tabs>
@@ -21167,14 +21418,12 @@
         </w:tabs>
         <w:ind w:start="3545" w:hanging="283"/>
       </w:pPr>
-      <w:rPr>
-        <w:rFonts w:ascii="Symbol" w:hAnsi="Symbol" w:cs="Symbol" w:hint="default"/>
-      </w:rPr>
+      <w:rPr/>
     </w:lvl>
     <w:lvl w:ilvl="5">
       <w:start w:val="1"/>
-      <w:numFmt w:val="bullet"/>
-      <w:lvlText w:val=""/>
+      <w:numFmt w:val="decimal"/>
+      <w:lvlText w:val="%6."/>
       <w:lvlJc w:val="start"/>
       <w:pPr>
         <w:tabs>
@@ -21182,14 +21431,12 @@
         </w:tabs>
         <w:ind w:start="4254" w:hanging="283"/>
       </w:pPr>
-      <w:rPr>
-        <w:rFonts w:ascii="Symbol" w:hAnsi="Symbol" w:cs="Symbol" w:hint="default"/>
-      </w:rPr>
+      <w:rPr/>
     </w:lvl>
     <w:lvl w:ilvl="6">
       <w:start w:val="1"/>
-      <w:numFmt w:val="bullet"/>
-      <w:lvlText w:val=""/>
+      <w:numFmt w:val="decimal"/>
+      <w:lvlText w:val="%7."/>
       <w:lvlJc w:val="start"/>
       <w:pPr>
         <w:tabs>
@@ -21197,14 +21444,12 @@
         </w:tabs>
         <w:ind w:start="4963" w:hanging="283"/>
       </w:pPr>
-      <w:rPr>
-        <w:rFonts w:ascii="Symbol" w:hAnsi="Symbol" w:cs="Symbol" w:hint="default"/>
-      </w:rPr>
+      <w:rPr/>
     </w:lvl>
     <w:lvl w:ilvl="7">
       <w:start w:val="1"/>
-      <w:numFmt w:val="bullet"/>
-      <w:lvlText w:val=""/>
+      <w:numFmt w:val="decimal"/>
+      <w:lvlText w:val="%8."/>
       <w:lvlJc w:val="start"/>
       <w:pPr>
         <w:tabs>
@@ -21212,14 +21457,12 @@
         </w:tabs>
         <w:ind w:start="5672" w:hanging="283"/>
       </w:pPr>
-      <w:rPr>
-        <w:rFonts w:ascii="Symbol" w:hAnsi="Symbol" w:cs="Symbol" w:hint="default"/>
-      </w:rPr>
+      <w:rPr/>
     </w:lvl>
     <w:lvl w:ilvl="8">
       <w:start w:val="1"/>
-      <w:numFmt w:val="bullet"/>
-      <w:lvlText w:val=""/>
+      <w:numFmt w:val="decimal"/>
+      <w:lvlText w:val="%9."/>
       <w:lvlJc w:val="start"/>
       <w:pPr>
         <w:tabs>
@@ -21227,9 +21470,7 @@
         </w:tabs>
         <w:ind w:start="6381" w:hanging="283"/>
       </w:pPr>
-      <w:rPr>
-        <w:rFonts w:ascii="Symbol" w:hAnsi="Symbol" w:cs="Symbol" w:hint="default"/>
-      </w:rPr>
+      <w:rPr/>
     </w:lvl>
   </w:abstractNum>
   <w:abstractNum w:abstractNumId="56">
@@ -21781,6 +22022,143 @@
     </w:lvl>
   </w:abstractNum>
   <w:abstractNum w:abstractNumId="60">
+    <w:lvl w:ilvl="0">
+      <w:start w:val="1"/>
+      <w:numFmt w:val="bullet"/>
+      <w:lvlText w:val=""/>
+      <w:lvlJc w:val="start"/>
+      <w:pPr>
+        <w:tabs>
+          <w:tab w:val="num" w:pos="709"/>
+        </w:tabs>
+        <w:ind w:start="709" w:hanging="283"/>
+      </w:pPr>
+      <w:rPr>
+        <w:rFonts w:ascii="Symbol" w:hAnsi="Symbol" w:cs="Symbol" w:hint="default"/>
+      </w:rPr>
+    </w:lvl>
+    <w:lvl w:ilvl="1">
+      <w:start w:val="1"/>
+      <w:numFmt w:val="bullet"/>
+      <w:lvlText w:val=""/>
+      <w:lvlJc w:val="start"/>
+      <w:pPr>
+        <w:tabs>
+          <w:tab w:val="num" w:pos="1418"/>
+        </w:tabs>
+        <w:ind w:start="1418" w:hanging="283"/>
+      </w:pPr>
+      <w:rPr>
+        <w:rFonts w:ascii="Symbol" w:hAnsi="Symbol" w:cs="Symbol" w:hint="default"/>
+      </w:rPr>
+    </w:lvl>
+    <w:lvl w:ilvl="2">
+      <w:start w:val="1"/>
+      <w:numFmt w:val="bullet"/>
+      <w:lvlText w:val=""/>
+      <w:lvlJc w:val="start"/>
+      <w:pPr>
+        <w:tabs>
+          <w:tab w:val="num" w:pos="2127"/>
+        </w:tabs>
+        <w:ind w:start="2127" w:hanging="283"/>
+      </w:pPr>
+      <w:rPr>
+        <w:rFonts w:ascii="Symbol" w:hAnsi="Symbol" w:cs="Symbol" w:hint="default"/>
+      </w:rPr>
+    </w:lvl>
+    <w:lvl w:ilvl="3">
+      <w:start w:val="1"/>
+      <w:numFmt w:val="bullet"/>
+      <w:lvlText w:val=""/>
+      <w:lvlJc w:val="start"/>
+      <w:pPr>
+        <w:tabs>
+          <w:tab w:val="num" w:pos="2836"/>
+        </w:tabs>
+        <w:ind w:start="2836" w:hanging="283"/>
+      </w:pPr>
+      <w:rPr>
+        <w:rFonts w:ascii="Symbol" w:hAnsi="Symbol" w:cs="Symbol" w:hint="default"/>
+      </w:rPr>
+    </w:lvl>
+    <w:lvl w:ilvl="4">
+      <w:start w:val="1"/>
+      <w:numFmt w:val="bullet"/>
+      <w:lvlText w:val=""/>
+      <w:lvlJc w:val="start"/>
+      <w:pPr>
+        <w:tabs>
+          <w:tab w:val="num" w:pos="3545"/>
+        </w:tabs>
+        <w:ind w:start="3545" w:hanging="283"/>
+      </w:pPr>
+      <w:rPr>
+        <w:rFonts w:ascii="Symbol" w:hAnsi="Symbol" w:cs="Symbol" w:hint="default"/>
+      </w:rPr>
+    </w:lvl>
+    <w:lvl w:ilvl="5">
+      <w:start w:val="1"/>
+      <w:numFmt w:val="bullet"/>
+      <w:lvlText w:val=""/>
+      <w:lvlJc w:val="start"/>
+      <w:pPr>
+        <w:tabs>
+          <w:tab w:val="num" w:pos="4254"/>
+        </w:tabs>
+        <w:ind w:start="4254" w:hanging="283"/>
+      </w:pPr>
+      <w:rPr>
+        <w:rFonts w:ascii="Symbol" w:hAnsi="Symbol" w:cs="Symbol" w:hint="default"/>
+      </w:rPr>
+    </w:lvl>
+    <w:lvl w:ilvl="6">
+      <w:start w:val="1"/>
+      <w:numFmt w:val="bullet"/>
+      <w:lvlText w:val=""/>
+      <w:lvlJc w:val="start"/>
+      <w:pPr>
+        <w:tabs>
+          <w:tab w:val="num" w:pos="4963"/>
+        </w:tabs>
+        <w:ind w:start="4963" w:hanging="283"/>
+      </w:pPr>
+      <w:rPr>
+        <w:rFonts w:ascii="Symbol" w:hAnsi="Symbol" w:cs="Symbol" w:hint="default"/>
+      </w:rPr>
+    </w:lvl>
+    <w:lvl w:ilvl="7">
+      <w:start w:val="1"/>
+      <w:numFmt w:val="bullet"/>
+      <w:lvlText w:val=""/>
+      <w:lvlJc w:val="start"/>
+      <w:pPr>
+        <w:tabs>
+          <w:tab w:val="num" w:pos="5672"/>
+        </w:tabs>
+        <w:ind w:start="5672" w:hanging="283"/>
+      </w:pPr>
+      <w:rPr>
+        <w:rFonts w:ascii="Symbol" w:hAnsi="Symbol" w:cs="Symbol" w:hint="default"/>
+      </w:rPr>
+    </w:lvl>
+    <w:lvl w:ilvl="8">
+      <w:start w:val="1"/>
+      <w:numFmt w:val="bullet"/>
+      <w:lvlText w:val=""/>
+      <w:lvlJc w:val="start"/>
+      <w:pPr>
+        <w:tabs>
+          <w:tab w:val="num" w:pos="6381"/>
+        </w:tabs>
+        <w:ind w:start="6381" w:hanging="283"/>
+      </w:pPr>
+      <w:rPr>
+        <w:rFonts w:ascii="Symbol" w:hAnsi="Symbol" w:cs="Symbol" w:hint="default"/>
+      </w:rPr>
+    </w:lvl>
+  </w:abstractNum>
+  <w:abstractNum w:abstractNumId="61">
     <w:lvl w:ilvl="0">
       <w:start w:val="1"/>
       <w:numFmt w:val="none"/>
@@ -22081,6 +22459,9 @@
   </w:num>
   <w:num w:numId="60">
     <w:abstractNumId w:val="60"/>
+  </w:num>
+  <w:num w:numId="61">
+    <w:abstractNumId w:val="61"/>
   </w:num>
 </w:numbering>
 </file>
